--- a/168024_SectionManager_BusinessControlTreasury.docx
+++ b/168024_SectionManager_BusinessControlTreasury.docx
@@ -103,7 +103,14 @@
                 <w:rFonts w:ascii="Browallia New" w:eastAsia="Browallia New" w:hAnsi="Browallia New" w:cs="Browallia New"/>
                 <w:sz w:val="26"/>
               </w:rPr>
-              <w:t>1) กรอกข้อมูลในช่องสีเหลืองเท่านั้น ข้อความสีเทาตัวเอียงเป็นเพียงตัวอย่าง ลบออกแล้วพิมพ์ข้อมูลจริงแทน</w:t>
+              <w:t xml:space="preserve">1) </w:t>
+            </w:r>
+            <w:r>
+              <w:rPr>
+                <w:rFonts w:ascii="Browallia New" w:eastAsia="Browallia New" w:hAnsi="Browallia New" w:cs="Browallia New"/>
+                <w:sz w:val="26"/>
+              </w:rPr>
+              <w:t>กรอกข้อมูลในช่องสีเหลืองเท่านั้น ข้อความสีเทาตัวเอียงเป็นเพียงตัวอย่าง ลบออกแล้วพิมพ์ข้อมูลจริงแทน</w:t>
             </w:r>
           </w:p>
           <w:p>
@@ -115,7 +122,14 @@
                 <w:rFonts w:ascii="Browallia New" w:eastAsia="Browallia New" w:hAnsi="Browallia New" w:cs="Browallia New"/>
                 <w:sz w:val="26"/>
               </w:rPr>
-              <w:t>2) จัดทำร่วมกันระหว่างผู้ดำรงตำแหน่งปัจจุบัน</w:t>
+              <w:t xml:space="preserve">2) </w:t>
+            </w:r>
+            <w:r>
+              <w:rPr>
+                <w:rFonts w:ascii="Browallia New" w:eastAsia="Browallia New" w:hAnsi="Browallia New" w:cs="Browallia New"/>
+                <w:sz w:val="26"/>
+              </w:rPr>
+              <w:t>จัดทำร่วมกันระหว่างผู้ดำรงตำแหน่งปัจจุบัน</w:t>
             </w:r>
             <w:r>
               <w:rPr>
@@ -143,7 +157,14 @@
                 <w:rFonts w:ascii="Browallia New" w:eastAsia="Browallia New" w:hAnsi="Browallia New" w:cs="Browallia New"/>
                 <w:sz w:val="26"/>
               </w:rPr>
-              <w:t>3) ระดับความเชี่ยวชาญ (Proficiency Level) ให้ใช้เกณฑ์ 1-5 ตามตารางในหัวข้อ 4ค</w:t>
+              <w:t xml:space="preserve">3) </w:t>
+            </w:r>
+            <w:r>
+              <w:rPr>
+                <w:rFonts w:ascii="Browallia New" w:eastAsia="Browallia New" w:hAnsi="Browallia New" w:cs="Browallia New"/>
+                <w:sz w:val="26"/>
+              </w:rPr>
+              <w:t>ระดับความเชี่ยวชาญ (Proficiency Level) ให้ใช้เกณฑ์ 1-5 ตามตารางในหัวข้อ 4ค</w:t>
             </w:r>
           </w:p>
           <w:p>
@@ -155,7 +176,14 @@
                 <w:rFonts w:ascii="Browallia New" w:eastAsia="Browallia New" w:hAnsi="Browallia New" w:cs="Browallia New"/>
                 <w:sz w:val="26"/>
               </w:rPr>
-              <w:t>4) เมื่อกรอกครบถ้วนแล้ว ให้ลงนามรับรองตามลำดับในหน้าถัดไป ก่อนนำส่ง HR Business Partner ของสายงาน</w:t>
+              <w:t xml:space="preserve">4) </w:t>
+            </w:r>
+            <w:r>
+              <w:rPr>
+                <w:rFonts w:ascii="Browallia New" w:eastAsia="Browallia New" w:hAnsi="Browallia New" w:cs="Browallia New"/>
+                <w:sz w:val="26"/>
+              </w:rPr>
+              <w:t>เมื่อกรอกครบถ้วนแล้ว ให้ลงนามรับรองตามลำดับในหน้าถัดไป ก่อนนำส่ง HR Business Partner ของสายงาน</w:t>
             </w:r>
           </w:p>
           <w:p>
@@ -167,7 +195,14 @@
                 <w:rFonts w:ascii="Browallia New" w:eastAsia="Browallia New" w:hAnsi="Browallia New" w:cs="Browallia New"/>
                 <w:sz w:val="26"/>
               </w:rPr>
-              <w:t>5) เอกสารฉบับนี้จัดเป็นข้อมูลลับ (Confidential) ใช้ภายในองค์กรเพื่อการบริหารแผนสืบทอดตำแหน่งเท่านั้น ห้ามเผยแพร่หรือส่งต่อโดยไม่ได้รับอนุญาต</w:t>
+              <w:t xml:space="preserve">5) </w:t>
+            </w:r>
+            <w:r>
+              <w:rPr>
+                <w:rFonts w:ascii="Browallia New" w:eastAsia="Browallia New" w:hAnsi="Browallia New" w:cs="Browallia New"/>
+                <w:sz w:val="26"/>
+              </w:rPr>
+              <w:t>เอกสารฉบับนี้จัดเป็นข้อมูลลับ (Confidential) ใช้ภายในองค์กรเพื่อการบริหารแผนสืบทอดตำแหน่งเท่านั้น ห้ามเผยแพร่หรือส่งต่อโดยไม่ได้รับอนุญาต</w:t>
             </w:r>
           </w:p>
         </w:tc>
@@ -454,31 +489,22 @@
             <w:r>
               <w:rPr>
                 <w:rFonts w:ascii="Browallia New" w:eastAsia="Browallia New" w:hAnsi="Browallia New" w:cs="Browallia New"/>
-                <w:i/>
-                <w:color w:val="808080"/>
-                <w:lang w:val="en-US" w:bidi="th-TH"/>
-              </w:rPr>
-              <w:t>HR</w:t>
-            </w:r>
-            <w:r>
-              <w:rPr>
-                <w:rFonts w:ascii="Browallia New" w:eastAsia="Browallia New" w:hAnsi="Browallia New" w:cs="Browallia New" w:hint="cs"/>
-                <w:i/>
-                <w:color w:val="808080"/>
-                <w:cs/>
-                <w:lang w:val="en-US" w:bidi="th-TH"/>
-              </w:rPr>
-              <w:t xml:space="preserve"> จะเติมข้อมูลส่วนนี้ใ</w:t>
-            </w:r>
-            <w:r>
-              <w:rPr>
-                <w:rFonts w:ascii="Browallia New" w:eastAsia="Browallia New" w:hAnsi="Browallia New" w:cs="Browallia New" w:hint="cs"/>
-                <w:i/>
-                <w:color w:val="808080"/>
-                <w:cs/>
-                <w:lang w:val="en-US" w:bidi="th-TH"/>
-              </w:rPr>
-              <w:t>ห้</w:t>
+                <w:iCs/>
+                <w:sz w:val="28"/>
+                <w:szCs w:val="28"/>
+                <w:lang w:val="en-US" w:bidi="th-TH"/>
+              </w:rPr>
+              <w:t>Section</w:t>
+            </w:r>
+            <w:r>
+              <w:rPr>
+                <w:rFonts w:ascii="Browallia New" w:eastAsia="Browallia New" w:hAnsi="Browallia New" w:cs="Browallia New"/>
+                <w:iCs/>
+                <w:sz w:val="28"/>
+                <w:szCs w:val="28"/>
+                <w:lang w:val="en-US" w:bidi="th-TH"/>
+              </w:rPr>
+              <w:t xml:space="preserve"> Manager</w:t>
             </w:r>
           </w:p>
         </w:tc>
@@ -509,21 +535,12 @@
             <w:r>
               <w:rPr>
                 <w:rFonts w:ascii="Browallia New" w:eastAsia="Browallia New" w:hAnsi="Browallia New" w:cs="Browallia New"/>
-                <w:i/>
-                <w:color w:val="808080"/>
-                <w:lang w:val="en-US" w:bidi="th-TH"/>
-              </w:rPr>
-              <w:t>HR</w:t>
-            </w:r>
-            <w:r>
-              <w:rPr>
-                <w:rFonts w:ascii="Browallia New" w:eastAsia="Browallia New" w:hAnsi="Browallia New" w:cs="Browallia New" w:hint="cs"/>
-                <w:i/>
-                <w:color w:val="808080"/>
-                <w:cs/>
-                <w:lang w:val="en-US" w:bidi="th-TH"/>
-              </w:rPr>
-              <w:t xml:space="preserve"> จะเติมข้อมูลส่วนนี้ให้</w:t>
+                <w:iCs/>
+                <w:sz w:val="28"/>
+                <w:szCs w:val="28"/>
+                <w:lang w:val="en-US" w:bidi="th-TH"/>
+              </w:rPr>
+              <w:t>Finance &amp; Accounting, Information Technology and Procurement</w:t>
             </w:r>
           </w:p>
         </w:tc>
@@ -554,21 +571,12 @@
             <w:r>
               <w:rPr>
                 <w:rFonts w:ascii="Browallia New" w:eastAsia="Browallia New" w:hAnsi="Browallia New" w:cs="Browallia New"/>
-                <w:i/>
-                <w:color w:val="808080"/>
-                <w:lang w:val="en-US" w:bidi="th-TH"/>
-              </w:rPr>
-              <w:t>HR</w:t>
-            </w:r>
-            <w:r>
-              <w:rPr>
-                <w:rFonts w:ascii="Browallia New" w:eastAsia="Browallia New" w:hAnsi="Browallia New" w:cs="Browallia New" w:hint="cs"/>
-                <w:i/>
-                <w:color w:val="808080"/>
-                <w:cs/>
-                <w:lang w:val="en-US" w:bidi="th-TH"/>
-              </w:rPr>
-              <w:t xml:space="preserve"> จะเติมข้อมูลส่วนนี้ให้</w:t>
+                <w:iCs/>
+                <w:sz w:val="28"/>
+                <w:szCs w:val="28"/>
+                <w:lang w:bidi="th-TH"/>
+              </w:rPr>
+              <w:t>Finance &amp; Account</w:t>
             </w:r>
           </w:p>
         </w:tc>
@@ -599,21 +607,12 @@
             <w:r>
               <w:rPr>
                 <w:rFonts w:ascii="Browallia New" w:eastAsia="Browallia New" w:hAnsi="Browallia New" w:cs="Browallia New"/>
-                <w:i/>
-                <w:color w:val="808080"/>
-                <w:lang w:val="en-US" w:bidi="th-TH"/>
-              </w:rPr>
-              <w:t>HR</w:t>
-            </w:r>
-            <w:r>
-              <w:rPr>
-                <w:rFonts w:ascii="Browallia New" w:eastAsia="Browallia New" w:hAnsi="Browallia New" w:cs="Browallia New" w:hint="cs"/>
-                <w:i/>
-                <w:color w:val="808080"/>
-                <w:cs/>
-                <w:lang w:val="en-US" w:bidi="th-TH"/>
-              </w:rPr>
-              <w:t xml:space="preserve"> จะเติมข้อมูลส่วนนี้ให้</w:t>
+                <w:iCs/>
+                <w:sz w:val="28"/>
+                <w:szCs w:val="28"/>
+                <w:lang w:bidi="th-TH"/>
+              </w:rPr>
+              <w:t>Finance &amp; Account</w:t>
             </w:r>
           </w:p>
         </w:tc>
@@ -644,21 +643,13 @@
             <w:r>
               <w:rPr>
                 <w:rFonts w:ascii="Browallia New" w:eastAsia="Browallia New" w:hAnsi="Browallia New" w:cs="Browallia New"/>
-                <w:i/>
-                <w:color w:val="808080"/>
-                <w:lang w:val="en-US" w:bidi="th-TH"/>
-              </w:rPr>
-              <w:t>HR</w:t>
-            </w:r>
-            <w:r>
-              <w:rPr>
-                <w:rFonts w:ascii="Browallia New" w:eastAsia="Browallia New" w:hAnsi="Browallia New" w:cs="Browallia New" w:hint="cs"/>
-                <w:i/>
-                <w:color w:val="808080"/>
+                <w:iCs/>
+                <w:sz w:val="28"/>
+                <w:szCs w:val="28"/>
                 <w:cs/>
-                <w:lang w:val="en-US" w:bidi="th-TH"/>
-              </w:rPr>
-              <w:t xml:space="preserve"> จะเติมข้อมูลส่วนนี้ให้</w:t>
+                <w:lang w:val="en-US"/>
+              </w:rPr>
+              <w:t>เสถียร ศรีใสคำ</w:t>
             </w:r>
           </w:p>
         </w:tc>
@@ -689,21 +680,13 @@
             <w:r>
               <w:rPr>
                 <w:rFonts w:ascii="Browallia New" w:eastAsia="Browallia New" w:hAnsi="Browallia New" w:cs="Browallia New"/>
-                <w:i/>
-                <w:color w:val="808080"/>
-                <w:lang w:val="en-US" w:bidi="th-TH"/>
-              </w:rPr>
-              <w:t>HR</w:t>
-            </w:r>
-            <w:r>
-              <w:rPr>
-                <w:rFonts w:ascii="Browallia New" w:eastAsia="Browallia New" w:hAnsi="Browallia New" w:cs="Browallia New" w:hint="cs"/>
-                <w:i/>
-                <w:color w:val="808080"/>
+                <w:iCs/>
+                <w:sz w:val="28"/>
+                <w:szCs w:val="28"/>
                 <w:cs/>
-                <w:lang w:val="en-US" w:bidi="th-TH"/>
-              </w:rPr>
-              <w:t xml:space="preserve"> จะเติมข้อมูลส่วนนี้ให้</w:t>
+                <w:lang w:val="en-US"/>
+              </w:rPr>
+              <w:t>เสถียร ศรีใสคำ</w:t>
             </w:r>
           </w:p>
         </w:tc>
@@ -817,7 +800,16 @@
                 <w:color w:val="C8102E"/>
                 <w:sz w:val="26"/>
               </w:rPr>
-              <w:t>(จัดทำ)</w:t>
+              <w:t>(</w:t>
+            </w:r>
+            <w:r>
+              <w:rPr>
+                <w:rFonts w:ascii="Browallia New" w:eastAsia="Browallia New" w:hAnsi="Browallia New" w:cs="Browallia New"/>
+                <w:i/>
+                <w:color w:val="C8102E"/>
+                <w:sz w:val="26"/>
+              </w:rPr>
+              <w:t>จัดทำ)</w:t>
             </w:r>
           </w:p>
           <w:p>
@@ -877,7 +869,16 @@
                 <w:color w:val="C8102E"/>
                 <w:sz w:val="26"/>
               </w:rPr>
-              <w:t>(ตรวจสอบความถูกต้อง)</w:t>
+              <w:t>(</w:t>
+            </w:r>
+            <w:r>
+              <w:rPr>
+                <w:rFonts w:ascii="Browallia New" w:eastAsia="Browallia New" w:hAnsi="Browallia New" w:cs="Browallia New"/>
+                <w:i/>
+                <w:color w:val="C8102E"/>
+                <w:sz w:val="26"/>
+              </w:rPr>
+              <w:t>ตรวจสอบความถูกต้อง)</w:t>
             </w:r>
           </w:p>
           <w:p>
@@ -925,7 +926,16 @@
                 <w:color w:val="C8102E"/>
                 <w:sz w:val="26"/>
               </w:rPr>
-              <w:t>(รับรอง)</w:t>
+              <w:t>(</w:t>
+            </w:r>
+            <w:r>
+              <w:rPr>
+                <w:rFonts w:ascii="Browallia New" w:eastAsia="Browallia New" w:hAnsi="Browallia New" w:cs="Browallia New"/>
+                <w:i/>
+                <w:color w:val="C8102E"/>
+                <w:sz w:val="26"/>
+              </w:rPr>
+              <w:t>รับรอง)</w:t>
             </w:r>
           </w:p>
           <w:p>
@@ -977,7 +987,16 @@
                 <w:color w:val="C8102E"/>
                 <w:sz w:val="26"/>
               </w:rPr>
-              <w:t>(อนุมัติ)</w:t>
+              <w:t>(</w:t>
+            </w:r>
+            <w:r>
+              <w:rPr>
+                <w:rFonts w:ascii="Browallia New" w:eastAsia="Browallia New" w:hAnsi="Browallia New" w:cs="Browallia New"/>
+                <w:i/>
+                <w:color w:val="C8102E"/>
+                <w:sz w:val="26"/>
+              </w:rPr>
+              <w:t>อนุมัติ)</w:t>
             </w:r>
           </w:p>
           <w:p>
@@ -1013,6 +1032,7 @@
                 <w:rFonts w:ascii="Browallia New" w:eastAsia="Browallia New" w:hAnsi="Browallia New" w:cs="Browallia New"/>
                 <w:sz w:val="26"/>
               </w:rPr>
+              <w:lastRenderedPageBreak/>
               <w:t>วันที่: ______________________</w:t>
             </w:r>
           </w:p>
@@ -1027,6 +1047,7 @@
                 <w:rFonts w:ascii="Browallia New" w:eastAsia="Browallia New" w:hAnsi="Browallia New" w:cs="Browallia New"/>
                 <w:sz w:val="26"/>
               </w:rPr>
+              <w:lastRenderedPageBreak/>
               <w:t>ลงชื่อ: ______________________</w:t>
             </w:r>
           </w:p>
@@ -1036,6 +1057,7 @@
                 <w:rFonts w:ascii="Browallia New" w:eastAsia="Browallia New" w:hAnsi="Browallia New" w:cs="Browallia New"/>
                 <w:sz w:val="26"/>
               </w:rPr>
+              <w:lastRenderedPageBreak/>
               <w:t>วันที่: ______________________</w:t>
             </w:r>
           </w:p>
@@ -1050,6 +1072,7 @@
                 <w:rFonts w:ascii="Browallia New" w:eastAsia="Browallia New" w:hAnsi="Browallia New" w:cs="Browallia New"/>
                 <w:sz w:val="26"/>
               </w:rPr>
+              <w:lastRenderedPageBreak/>
               <w:t>ลงชื่อ: ______________________</w:t>
             </w:r>
           </w:p>
@@ -1059,6 +1082,7 @@
                 <w:rFonts w:ascii="Browallia New" w:eastAsia="Browallia New" w:hAnsi="Browallia New" w:cs="Browallia New"/>
                 <w:sz w:val="26"/>
               </w:rPr>
+              <w:lastRenderedPageBreak/>
               <w:t>วันที่: ______________________</w:t>
             </w:r>
           </w:p>
@@ -1073,6 +1097,7 @@
                 <w:rFonts w:ascii="Browallia New" w:eastAsia="Browallia New" w:hAnsi="Browallia New" w:cs="Browallia New"/>
                 <w:sz w:val="26"/>
               </w:rPr>
+              <w:lastRenderedPageBreak/>
               <w:t>ลงชื่อ: ______________________</w:t>
             </w:r>
           </w:p>
@@ -1082,6 +1107,7 @@
                 <w:rFonts w:ascii="Browallia New" w:eastAsia="Browallia New" w:hAnsi="Browallia New" w:cs="Browallia New"/>
                 <w:sz w:val="26"/>
               </w:rPr>
+              <w:lastRenderedPageBreak/>
               <w:t>วันที่: ______________________</w:t>
             </w:r>
           </w:p>
@@ -1131,7 +1157,15 @@
                 <w:b/>
                 <w:sz w:val="28"/>
               </w:rPr>
-              <w:t>1ก. ความสัมพันธ์</w:t>
+              <w:t>1</w:t>
+            </w:r>
+            <w:r>
+              <w:rPr>
+                <w:rFonts w:ascii="Browallia New" w:eastAsia="Browallia New" w:hAnsi="Browallia New" w:cs="Browallia New"/>
+                <w:b/>
+                <w:sz w:val="28"/>
+              </w:rPr>
+              <w:t>ก. ความสัมพันธ์</w:t>
             </w:r>
             <w:r>
               <w:rPr>
@@ -1301,46 +1335,26 @@
                 <w:color w:val="808080"/>
                 <w:lang w:val="en-US" w:bidi="th-TH"/>
               </w:rPr>
-              <w:t>HR</w:t>
-            </w:r>
-            <w:r>
-              <w:rPr>
-                <w:rFonts w:ascii="Browallia New" w:eastAsia="Browallia New" w:hAnsi="Browallia New" w:cs="Browallia New" w:hint="cs"/>
+              <w:t>-</w:t>
+            </w:r>
+          </w:p>
+        </w:tc>
+        <w:tc>
+          <w:tcPr>
+            <w:tcW w:w="2409" w:type="dxa"/>
+          </w:tcPr>
+          <w:p>
+            <w:pPr>
+              <w:jc w:val="center"/>
+            </w:pPr>
+            <w:r>
+              <w:rPr>
+                <w:rFonts w:ascii="Browallia New" w:eastAsia="Browallia New" w:hAnsi="Browallia New" w:cs="Browallia New"/>
                 <w:i/>
                 <w:color w:val="808080"/>
-                <w:cs/>
-                <w:lang w:val="en-US" w:bidi="th-TH"/>
-              </w:rPr>
-              <w:t xml:space="preserve"> จะเติมข้อมูลส่วนนี้ให้</w:t>
-            </w:r>
-          </w:p>
-        </w:tc>
-        <w:tc>
-          <w:tcPr>
-            <w:tcW w:w="2409" w:type="dxa"/>
-          </w:tcPr>
-          <w:p>
-            <w:pPr>
-              <w:jc w:val="center"/>
-            </w:pPr>
-            <w:r>
-              <w:rPr>
-                <w:rFonts w:ascii="Browallia New" w:eastAsia="Browallia New" w:hAnsi="Browallia New" w:cs="Browallia New"/>
-                <w:i/>
-                <w:color w:val="808080"/>
-                <w:lang w:val="en-US" w:bidi="th-TH"/>
-              </w:rPr>
-              <w:t>HR</w:t>
-            </w:r>
-            <w:r>
-              <w:rPr>
-                <w:rFonts w:ascii="Browallia New" w:eastAsia="Browallia New" w:hAnsi="Browallia New" w:cs="Browallia New" w:hint="cs"/>
-                <w:i/>
-                <w:color w:val="808080"/>
-                <w:cs/>
-                <w:lang w:val="en-US" w:bidi="th-TH"/>
-              </w:rPr>
-              <w:t xml:space="preserve"> จะเติมข้อมูลส่วนนี้ให้</w:t>
+                <w:lang w:val="en-US" w:bidi="th-TH"/>
+              </w:rPr>
+              <w:t>3</w:t>
             </w:r>
           </w:p>
         </w:tc>
@@ -1361,19 +1375,7 @@
                 <w:szCs w:val="22"/>
                 <w:lang w:val="en-US" w:bidi="th-TH"/>
               </w:rPr>
-              <w:t>HR</w:t>
-            </w:r>
-            <w:r>
-              <w:rPr>
-                <w:rFonts w:ascii="Browallia New" w:eastAsia="Browallia New" w:hAnsi="Browallia New" w:cs="Browallia New" w:hint="cs"/>
-                <w:i/>
-                <w:color w:val="808080"/>
-                <w:sz w:val="22"/>
-                <w:szCs w:val="22"/>
-                <w:cs/>
-                <w:lang w:val="en-US" w:bidi="th-TH"/>
-              </w:rPr>
-              <w:t xml:space="preserve"> จะเติมข้อมูลส่วนนี้ให้</w:t>
+              <w:t>3</w:t>
             </w:r>
           </w:p>
         </w:tc>
@@ -1928,7 +1930,15 @@
                 <w:b/>
                 <w:sz w:val="28"/>
               </w:rPr>
-              <w:t>1ข. ความสัมพันธ์</w:t>
+              <w:t>1</w:t>
+            </w:r>
+            <w:r>
+              <w:rPr>
+                <w:rFonts w:ascii="Browallia New" w:eastAsia="Browallia New" w:hAnsi="Browallia New" w:cs="Browallia New"/>
+                <w:b/>
+                <w:sz w:val="28"/>
+              </w:rPr>
+              <w:t>ข. ความสัมพันธ์</w:t>
             </w:r>
             <w:r>
               <w:rPr>
@@ -2278,7 +2288,15 @@
                 <w:b/>
                 <w:sz w:val="28"/>
               </w:rPr>
-              <w:t>2ก. วัตถุประสงค์ของตำแหน่งงาน</w:t>
+              <w:t>2</w:t>
+            </w:r>
+            <w:r>
+              <w:rPr>
+                <w:rFonts w:ascii="Browallia New" w:eastAsia="Browallia New" w:hAnsi="Browallia New" w:cs="Browallia New"/>
+                <w:b/>
+                <w:sz w:val="28"/>
+              </w:rPr>
+              <w:t>ก. วัตถุประสงค์ของตำแหน่งงาน</w:t>
             </w:r>
           </w:p>
           <w:p>
@@ -2400,7 +2418,15 @@
                 <w:b/>
                 <w:sz w:val="28"/>
               </w:rPr>
-              <w:t>2ข. ตัวชี้วัดความสำเร็จหลักของตำแหน่ง (Key Success Indicators)</w:t>
+              <w:t>2</w:t>
+            </w:r>
+            <w:r>
+              <w:rPr>
+                <w:rFonts w:ascii="Browallia New" w:eastAsia="Browallia New" w:hAnsi="Browallia New" w:cs="Browallia New"/>
+                <w:b/>
+                <w:sz w:val="28"/>
+              </w:rPr>
+              <w:t>ข. ตัวชี้วัดความสำเร็จหลักของตำแหน่ง (Key Success Indicators)</w:t>
             </w:r>
           </w:p>
           <w:p>
@@ -2513,6 +2539,7 @@
                 <w:cs/>
                 <w:lang w:bidi="th-TH"/>
               </w:rPr>
+              <w:lastRenderedPageBreak/>
               <w:t xml:space="preserve">ตาม </w:t>
             </w:r>
             <w:r>
@@ -2627,7 +2654,15 @@
                 <w:b/>
                 <w:sz w:val="28"/>
               </w:rPr>
-              <w:t>3ก. ขอบเขตงาน</w:t>
+              <w:t>3</w:t>
+            </w:r>
+            <w:r>
+              <w:rPr>
+                <w:rFonts w:ascii="Browallia New" w:eastAsia="Browallia New" w:hAnsi="Browallia New" w:cs="Browallia New"/>
+                <w:b/>
+                <w:sz w:val="28"/>
+              </w:rPr>
+              <w:t>ก. ขอบเขตงาน</w:t>
             </w:r>
           </w:p>
           <w:p>
@@ -2721,7 +2756,15 @@
                 <w:b/>
                 <w:sz w:val="28"/>
               </w:rPr>
-              <w:t xml:space="preserve"> ปีข้างหน้า</w:t>
+              <w:t xml:space="preserve"> </w:t>
+            </w:r>
+            <w:r>
+              <w:rPr>
+                <w:rFonts w:ascii="Browallia New" w:eastAsia="Browallia New" w:hAnsi="Browallia New" w:cs="Browallia New"/>
+                <w:b/>
+                <w:sz w:val="28"/>
+              </w:rPr>
+              <w:t>ปีข้างหน้า</w:t>
             </w:r>
           </w:p>
         </w:tc>
@@ -3497,7 +3540,6 @@
           <w:p>
             <w:pPr>
               <w:rPr>
-                <w:rFonts w:hint="cs"/>
                 <w:sz w:val="20"/>
                 <w:szCs w:val="20"/>
                 <w:cs/>
@@ -3804,7 +3846,15 @@
                 <w:b/>
                 <w:sz w:val="28"/>
               </w:rPr>
-              <w:t>3ข. ความท้าทายของงาน</w:t>
+              <w:t>3</w:t>
+            </w:r>
+            <w:r>
+              <w:rPr>
+                <w:rFonts w:ascii="Browallia New" w:eastAsia="Browallia New" w:hAnsi="Browallia New" w:cs="Browallia New"/>
+                <w:b/>
+                <w:sz w:val="28"/>
+              </w:rPr>
+              <w:t>ข. ความท้าทายของงาน</w:t>
             </w:r>
           </w:p>
           <w:p>
@@ -3874,7 +3924,15 @@
                 <w:b/>
                 <w:sz w:val="28"/>
               </w:rPr>
-              <w:t xml:space="preserve"> ปีข้างหน้า</w:t>
+              <w:t xml:space="preserve"> </w:t>
+            </w:r>
+            <w:r>
+              <w:rPr>
+                <w:rFonts w:ascii="Browallia New" w:eastAsia="Browallia New" w:hAnsi="Browallia New" w:cs="Browallia New"/>
+                <w:b/>
+                <w:sz w:val="28"/>
+              </w:rPr>
+              <w:t>ปีข้างหน้า</w:t>
             </w:r>
           </w:p>
         </w:tc>
@@ -3918,7 +3976,7 @@
           <w:p>
             <w:pPr>
               <w:rPr>
-                <w:rFonts w:cstheme="minorBidi" w:hint="cs"/>
+                <w:rFonts w:cstheme="minorBidi"/>
                 <w:lang w:val="en-US" w:bidi="th-TH"/>
               </w:rPr>
             </w:pPr>
@@ -3967,7 +4025,7 @@
           <w:p>
             <w:pPr>
               <w:rPr>
-                <w:rFonts w:cs="Angsana New" w:hint="cs"/>
+                <w:rFonts w:cs="Angsana New"/>
                 <w:cs/>
                 <w:lang w:val="en-US" w:bidi="th-TH"/>
               </w:rPr>
@@ -4126,7 +4184,15 @@
           <w:b/>
           <w:sz w:val="32"/>
         </w:rPr>
-        <w:t>4. ความรู้ ทักษะ และคุณสมบัติที่จำเป็น</w:t>
+        <w:t xml:space="preserve">4. </w:t>
+      </w:r>
+      <w:r>
+        <w:rPr>
+          <w:rFonts w:ascii="Browallia New" w:eastAsia="Browallia New" w:hAnsi="Browallia New" w:cs="Browallia New"/>
+          <w:b/>
+          <w:sz w:val="32"/>
+        </w:rPr>
+        <w:t>ความรู้ ทักษะ และคุณสมบัติที่จำเป็น</w:t>
       </w:r>
     </w:p>
     <w:p>
@@ -4170,7 +4236,16 @@
                 <w:b/>
                 <w:sz w:val="28"/>
               </w:rPr>
-              <w:t>4ก. การศึกษา / คุณสมบัติทางวิชาชีพ</w:t>
+              <w:lastRenderedPageBreak/>
+              <w:t>4</w:t>
+            </w:r>
+            <w:r>
+              <w:rPr>
+                <w:rFonts w:ascii="Browallia New" w:eastAsia="Browallia New" w:hAnsi="Browallia New" w:cs="Browallia New"/>
+                <w:b/>
+                <w:sz w:val="28"/>
+              </w:rPr>
+              <w:t>ก. การศึกษา / คุณสมบัติทางวิชาชีพ</w:t>
             </w:r>
           </w:p>
           <w:p>
@@ -4204,7 +4279,6 @@
                 <w:b/>
                 <w:sz w:val="28"/>
               </w:rPr>
-              <w:lastRenderedPageBreak/>
               <w:t>ประเภท/ลักษณะ</w:t>
             </w:r>
           </w:p>
@@ -4446,7 +4520,7 @@
           <w:p>
             <w:pPr>
               <w:rPr>
-                <w:rFonts w:cstheme="minorBidi" w:hint="cs"/>
+                <w:rFonts w:cstheme="minorBidi"/>
                 <w:sz w:val="20"/>
                 <w:szCs w:val="25"/>
                 <w:cs/>
@@ -4584,7 +4658,7 @@
           <w:p>
             <w:pPr>
               <w:rPr>
-                <w:rFonts w:cstheme="minorBidi" w:hint="cs"/>
+                <w:rFonts w:cstheme="minorBidi"/>
                 <w:sz w:val="20"/>
                 <w:szCs w:val="25"/>
                 <w:cs/>
@@ -4696,7 +4770,15 @@
                 <w:b/>
                 <w:sz w:val="28"/>
               </w:rPr>
-              <w:t>4ข. ประสบการณ์ทำงานที่จำเป็น</w:t>
+              <w:t>4</w:t>
+            </w:r>
+            <w:r>
+              <w:rPr>
+                <w:rFonts w:ascii="Browallia New" w:eastAsia="Browallia New" w:hAnsi="Browallia New" w:cs="Browallia New"/>
+                <w:b/>
+                <w:sz w:val="28"/>
+              </w:rPr>
+              <w:t>ข. ประสบการณ์ทำงานที่จำเป็น</w:t>
             </w:r>
           </w:p>
           <w:p>
@@ -4852,7 +4934,6 @@
           </w:tcPr>
           <w:p>
             <w:pPr>
-              <w:ind w:firstLine="720"/>
               <w:rPr>
                 <w:rFonts w:cs="Angsana New"/>
                 <w:szCs w:val="30"/>
@@ -5006,7 +5087,7 @@
           <w:p>
             <w:pPr>
               <w:rPr>
-                <w:rFonts w:cstheme="minorBidi" w:hint="cs"/>
+                <w:rFonts w:cstheme="minorBidi"/>
                 <w:szCs w:val="30"/>
                 <w:lang w:val="en-US" w:bidi="th-TH"/>
               </w:rPr>
@@ -5066,7 +5147,7 @@
                 <w:tab w:val="left" w:pos="1440"/>
               </w:tabs>
               <w:rPr>
-                <w:rFonts w:cs="Angsana New" w:hint="cs"/>
+                <w:rFonts w:cs="Angsana New"/>
                 <w:cs/>
                 <w:lang w:val="en-US" w:bidi="th-TH"/>
               </w:rPr>
@@ -5633,6 +5714,7 @@
                 <w:rFonts w:ascii="Browallia New" w:eastAsia="Browallia New" w:hAnsi="Browallia New" w:cs="Browallia New"/>
                 <w:szCs w:val="22"/>
               </w:rPr>
+              <w:lastRenderedPageBreak/>
               <w:t>5</w:t>
             </w:r>
           </w:p>
@@ -5728,8 +5810,15 @@
                 <w:b/>
                 <w:sz w:val="28"/>
               </w:rPr>
-              <w:lastRenderedPageBreak/>
-              <w:t>4ค. สมรรถนะ</w:t>
+              <w:t>4</w:t>
+            </w:r>
+            <w:r>
+              <w:rPr>
+                <w:rFonts w:ascii="Browallia New" w:eastAsia="Browallia New" w:hAnsi="Browallia New" w:cs="Browallia New"/>
+                <w:b/>
+                <w:sz w:val="28"/>
+              </w:rPr>
+              <w:t>ค. สมรรถนะ</w:t>
             </w:r>
           </w:p>
           <w:p>
@@ -5755,7 +5844,15 @@
           <w:b/>
           <w:sz w:val="26"/>
         </w:rPr>
-        <w:t>4ค</w:t>
+        <w:t>4</w:t>
+      </w:r>
+      <w:r>
+        <w:rPr>
+          <w:rFonts w:ascii="Browallia New" w:eastAsia="Browallia New" w:hAnsi="Browallia New" w:cs="Browallia New"/>
+          <w:b/>
+          <w:sz w:val="26"/>
+        </w:rPr>
+        <w:t>ค</w:t>
       </w:r>
       <w:r>
         <w:rPr>
@@ -5773,7 +5870,15 @@
           <w:b/>
           <w:sz w:val="26"/>
         </w:rPr>
-        <w:t>(i) สมรรถนะด้านการเป็นผู้นำ (Leadership Competencies)</w:t>
+        <w:t xml:space="preserve">(i) </w:t>
+      </w:r>
+      <w:r>
+        <w:rPr>
+          <w:rFonts w:ascii="Browallia New" w:eastAsia="Browallia New" w:hAnsi="Browallia New" w:cs="Browallia New"/>
+          <w:b/>
+          <w:sz w:val="26"/>
+        </w:rPr>
+        <w:t>สมรรถนะด้านการเป็นผู้นำ (Leadership Competencies)</w:t>
       </w:r>
     </w:p>
     <w:tbl>
@@ -6030,6 +6135,7 @@
                   <w14:uncheckedState w14:val="2610" w14:font="MS Gothic"/>
                 </w14:checkbox>
               </w:sdtPr>
+              <w:sdtEndPr/>
               <w:sdtContent>
                 <w:r>
                   <w:rPr>
@@ -6060,6 +6166,7 @@
                   <w14:uncheckedState w14:val="2610" w14:font="MS Gothic"/>
                 </w14:checkbox>
               </w:sdtPr>
+              <w:sdtEndPr/>
               <w:sdtContent>
                 <w:r>
                   <w:rPr>
@@ -6090,6 +6197,7 @@
                   <w14:uncheckedState w14:val="2610" w14:font="MS Gothic"/>
                 </w14:checkbox>
               </w:sdtPr>
+              <w:sdtEndPr/>
               <w:sdtContent>
                 <w:r>
                   <w:rPr>
@@ -6115,11 +6223,42 @@
               <w:sdtPr>
                 <w:id w:val="100004"/>
                 <w14:checkbox>
+                  <w14:checked w14:val="1"/>
+                  <w14:checkedState w14:val="2612" w14:font="MS Gothic"/>
+                  <w14:uncheckedState w14:val="2610" w14:font="MS Gothic"/>
+                </w14:checkbox>
+              </w:sdtPr>
+              <w:sdtEndPr/>
+              <w:sdtContent>
+                <w:r>
+                  <w:rPr>
+                    <w:rFonts w:ascii="MS Gothic" w:eastAsia="MS Gothic" w:hAnsi="MS Gothic" w:hint="eastAsia"/>
+                  </w:rPr>
+                  <w:t>☒</w:t>
+                </w:r>
+              </w:sdtContent>
+            </w:sdt>
+          </w:p>
+        </w:tc>
+        <w:tc>
+          <w:tcPr>
+            <w:tcW w:w="1011" w:type="dxa"/>
+            <w:shd w:val="clear" w:color="auto" w:fill="FFF2CC"/>
+          </w:tcPr>
+          <w:p>
+            <w:pPr>
+              <w:jc w:val="center"/>
+            </w:pPr>
+            <w:sdt>
+              <w:sdtPr>
+                <w:id w:val="100005"/>
+                <w14:checkbox>
                   <w14:checked w14:val="0"/>
                   <w14:checkedState w14:val="2612" w14:font="MS Gothic"/>
                   <w14:uncheckedState w14:val="2610" w14:font="MS Gothic"/>
                 </w14:checkbox>
               </w:sdtPr>
+              <w:sdtEndPr/>
               <w:sdtContent>
                 <w:r>
                   <w:rPr>
@@ -6132,6 +6271,48 @@
             </w:sdt>
           </w:p>
         </w:tc>
+      </w:tr>
+      <w:tr>
+        <w:trPr>
+          <w:jc w:val="center"/>
+        </w:trPr>
+        <w:tc>
+          <w:tcPr>
+            <w:tcW w:w="4136" w:type="dxa"/>
+          </w:tcPr>
+          <w:p>
+            <w:pPr>
+              <w:rPr>
+                <w:rFonts w:ascii="Browallia New" w:eastAsia="Browallia New" w:hAnsi="Browallia New" w:cs="Browallia New"/>
+                <w:szCs w:val="22"/>
+                <w:lang w:bidi="th-TH"/>
+              </w:rPr>
+            </w:pPr>
+            <w:r>
+              <w:rPr>
+                <w:rFonts w:ascii="Browallia New" w:eastAsia="Browallia New" w:hAnsi="Browallia New" w:cs="Browallia New"/>
+                <w:szCs w:val="22"/>
+              </w:rPr>
+              <w:t xml:space="preserve">การทำงานร่วมกัน </w:t>
+            </w:r>
+          </w:p>
+          <w:p>
+            <w:pPr>
+              <w:rPr>
+                <w:rFonts w:ascii="Browallia New" w:eastAsia="Browallia New" w:hAnsi="Browallia New" w:cs="Browallia New"/>
+                <w:szCs w:val="22"/>
+                <w:lang w:bidi="th-TH"/>
+              </w:rPr>
+            </w:pPr>
+            <w:r>
+              <w:rPr>
+                <w:rFonts w:ascii="Browallia New" w:eastAsia="Browallia New" w:hAnsi="Browallia New" w:cs="Browallia New"/>
+                <w:szCs w:val="22"/>
+              </w:rPr>
+              <w:t>Collaboration</w:t>
+            </w:r>
+          </w:p>
+        </w:tc>
         <w:tc>
           <w:tcPr>
             <w:tcW w:w="1011" w:type="dxa"/>
@@ -6143,13 +6324,14 @@
             </w:pPr>
             <w:sdt>
               <w:sdtPr>
-                <w:id w:val="100005"/>
+                <w:id w:val="100006"/>
                 <w14:checkbox>
                   <w14:checked w14:val="0"/>
                   <w14:checkedState w14:val="2612" w14:font="MS Gothic"/>
                   <w14:uncheckedState w14:val="2610" w14:font="MS Gothic"/>
                 </w14:checkbox>
               </w:sdtPr>
+              <w:sdtEndPr/>
               <w:sdtContent>
                 <w:r>
                   <w:rPr>
@@ -6162,48 +6344,6 @@
             </w:sdt>
           </w:p>
         </w:tc>
-      </w:tr>
-      <w:tr>
-        <w:trPr>
-          <w:jc w:val="center"/>
-        </w:trPr>
-        <w:tc>
-          <w:tcPr>
-            <w:tcW w:w="4136" w:type="dxa"/>
-          </w:tcPr>
-          <w:p>
-            <w:pPr>
-              <w:rPr>
-                <w:rFonts w:ascii="Browallia New" w:eastAsia="Browallia New" w:hAnsi="Browallia New" w:cs="Browallia New"/>
-                <w:szCs w:val="22"/>
-                <w:lang w:bidi="th-TH"/>
-              </w:rPr>
-            </w:pPr>
-            <w:r>
-              <w:rPr>
-                <w:rFonts w:ascii="Browallia New" w:eastAsia="Browallia New" w:hAnsi="Browallia New" w:cs="Browallia New"/>
-                <w:szCs w:val="22"/>
-              </w:rPr>
-              <w:t xml:space="preserve">การทำงานร่วมกัน </w:t>
-            </w:r>
-          </w:p>
-          <w:p>
-            <w:pPr>
-              <w:rPr>
-                <w:rFonts w:ascii="Browallia New" w:eastAsia="Browallia New" w:hAnsi="Browallia New" w:cs="Browallia New"/>
-                <w:szCs w:val="22"/>
-                <w:lang w:bidi="th-TH"/>
-              </w:rPr>
-            </w:pPr>
-            <w:r>
-              <w:rPr>
-                <w:rFonts w:ascii="Browallia New" w:eastAsia="Browallia New" w:hAnsi="Browallia New" w:cs="Browallia New"/>
-                <w:szCs w:val="22"/>
-              </w:rPr>
-              <w:t>Collaboration</w:t>
-            </w:r>
-          </w:p>
-        </w:tc>
         <w:tc>
           <w:tcPr>
             <w:tcW w:w="1011" w:type="dxa"/>
@@ -6215,13 +6355,14 @@
             </w:pPr>
             <w:sdt>
               <w:sdtPr>
-                <w:id w:val="100006"/>
+                <w:id w:val="100007"/>
                 <w14:checkbox>
                   <w14:checked w14:val="0"/>
                   <w14:checkedState w14:val="2612" w14:font="MS Gothic"/>
                   <w14:uncheckedState w14:val="2610" w14:font="MS Gothic"/>
                 </w14:checkbox>
               </w:sdtPr>
+              <w:sdtEndPr/>
               <w:sdtContent>
                 <w:r>
                   <w:rPr>
@@ -6245,13 +6386,14 @@
             </w:pPr>
             <w:sdt>
               <w:sdtPr>
-                <w:id w:val="100007"/>
+                <w:id w:val="100008"/>
                 <w14:checkbox>
                   <w14:checked w14:val="0"/>
                   <w14:checkedState w14:val="2612" w14:font="MS Gothic"/>
                   <w14:uncheckedState w14:val="2610" w14:font="MS Gothic"/>
                 </w14:checkbox>
               </w:sdtPr>
+              <w:sdtEndPr/>
               <w:sdtContent>
                 <w:r>
                   <w:rPr>
@@ -6275,13 +6417,44 @@
             </w:pPr>
             <w:sdt>
               <w:sdtPr>
-                <w:id w:val="100008"/>
+                <w:id w:val="100009"/>
+                <w14:checkbox>
+                  <w14:checked w14:val="1"/>
+                  <w14:checkedState w14:val="2612" w14:font="MS Gothic"/>
+                  <w14:uncheckedState w14:val="2610" w14:font="MS Gothic"/>
+                </w14:checkbox>
+              </w:sdtPr>
+              <w:sdtEndPr/>
+              <w:sdtContent>
+                <w:r>
+                  <w:rPr>
+                    <w:rFonts w:ascii="MS Gothic" w:eastAsia="MS Gothic" w:hAnsi="MS Gothic" w:hint="eastAsia"/>
+                  </w:rPr>
+                  <w:t>☒</w:t>
+                </w:r>
+              </w:sdtContent>
+            </w:sdt>
+          </w:p>
+        </w:tc>
+        <w:tc>
+          <w:tcPr>
+            <w:tcW w:w="1011" w:type="dxa"/>
+            <w:shd w:val="clear" w:color="auto" w:fill="FFF2CC"/>
+          </w:tcPr>
+          <w:p>
+            <w:pPr>
+              <w:jc w:val="center"/>
+            </w:pPr>
+            <w:sdt>
+              <w:sdtPr>
+                <w:id w:val="100010"/>
                 <w14:checkbox>
                   <w14:checked w14:val="0"/>
                   <w14:checkedState w14:val="2612" w14:font="MS Gothic"/>
                   <w14:uncheckedState w14:val="2610" w14:font="MS Gothic"/>
                 </w14:checkbox>
               </w:sdtPr>
+              <w:sdtEndPr/>
               <w:sdtContent>
                 <w:r>
                   <w:rPr>
@@ -6294,6 +6467,48 @@
             </w:sdt>
           </w:p>
         </w:tc>
+      </w:tr>
+      <w:tr>
+        <w:trPr>
+          <w:jc w:val="center"/>
+        </w:trPr>
+        <w:tc>
+          <w:tcPr>
+            <w:tcW w:w="4136" w:type="dxa"/>
+          </w:tcPr>
+          <w:p>
+            <w:pPr>
+              <w:rPr>
+                <w:rFonts w:ascii="Browallia New" w:eastAsia="Browallia New" w:hAnsi="Browallia New" w:cs="Browallia New"/>
+                <w:szCs w:val="22"/>
+                <w:lang w:bidi="th-TH"/>
+              </w:rPr>
+            </w:pPr>
+            <w:r>
+              <w:rPr>
+                <w:rFonts w:ascii="Browallia New" w:eastAsia="Browallia New" w:hAnsi="Browallia New" w:cs="Browallia New"/>
+                <w:szCs w:val="22"/>
+              </w:rPr>
+              <w:t xml:space="preserve">มุ่งเน้นลูกค้า </w:t>
+            </w:r>
+          </w:p>
+          <w:p>
+            <w:pPr>
+              <w:rPr>
+                <w:rFonts w:ascii="Browallia New" w:eastAsia="Browallia New" w:hAnsi="Browallia New" w:cs="Browallia New"/>
+                <w:szCs w:val="22"/>
+                <w:lang w:bidi="th-TH"/>
+              </w:rPr>
+            </w:pPr>
+            <w:r>
+              <w:rPr>
+                <w:rFonts w:ascii="Browallia New" w:eastAsia="Browallia New" w:hAnsi="Browallia New" w:cs="Browallia New"/>
+                <w:szCs w:val="22"/>
+              </w:rPr>
+              <w:t>Customer Focus</w:t>
+            </w:r>
+          </w:p>
+        </w:tc>
         <w:tc>
           <w:tcPr>
             <w:tcW w:w="1011" w:type="dxa"/>
@@ -6305,13 +6520,14 @@
             </w:pPr>
             <w:sdt>
               <w:sdtPr>
-                <w:id w:val="100009"/>
+                <w:id w:val="100011"/>
                 <w14:checkbox>
                   <w14:checked w14:val="0"/>
                   <w14:checkedState w14:val="2612" w14:font="MS Gothic"/>
                   <w14:uncheckedState w14:val="2610" w14:font="MS Gothic"/>
                 </w14:checkbox>
               </w:sdtPr>
+              <w:sdtEndPr/>
               <w:sdtContent>
                 <w:r>
                   <w:rPr>
@@ -6335,13 +6551,14 @@
             </w:pPr>
             <w:sdt>
               <w:sdtPr>
-                <w:id w:val="100010"/>
+                <w:id w:val="100012"/>
                 <w14:checkbox>
                   <w14:checked w14:val="0"/>
                   <w14:checkedState w14:val="2612" w14:font="MS Gothic"/>
                   <w14:uncheckedState w14:val="2610" w14:font="MS Gothic"/>
                 </w14:checkbox>
               </w:sdtPr>
+              <w:sdtEndPr/>
               <w:sdtContent>
                 <w:r>
                   <w:rPr>
@@ -6354,48 +6571,6 @@
             </w:sdt>
           </w:p>
         </w:tc>
-      </w:tr>
-      <w:tr>
-        <w:trPr>
-          <w:jc w:val="center"/>
-        </w:trPr>
-        <w:tc>
-          <w:tcPr>
-            <w:tcW w:w="4136" w:type="dxa"/>
-          </w:tcPr>
-          <w:p>
-            <w:pPr>
-              <w:rPr>
-                <w:rFonts w:ascii="Browallia New" w:eastAsia="Browallia New" w:hAnsi="Browallia New" w:cs="Browallia New"/>
-                <w:szCs w:val="22"/>
-                <w:lang w:bidi="th-TH"/>
-              </w:rPr>
-            </w:pPr>
-            <w:r>
-              <w:rPr>
-                <w:rFonts w:ascii="Browallia New" w:eastAsia="Browallia New" w:hAnsi="Browallia New" w:cs="Browallia New"/>
-                <w:szCs w:val="22"/>
-              </w:rPr>
-              <w:t xml:space="preserve">มุ่งเน้นลูกค้า </w:t>
-            </w:r>
-          </w:p>
-          <w:p>
-            <w:pPr>
-              <w:rPr>
-                <w:rFonts w:ascii="Browallia New" w:eastAsia="Browallia New" w:hAnsi="Browallia New" w:cs="Browallia New"/>
-                <w:szCs w:val="22"/>
-                <w:lang w:bidi="th-TH"/>
-              </w:rPr>
-            </w:pPr>
-            <w:r>
-              <w:rPr>
-                <w:rFonts w:ascii="Browallia New" w:eastAsia="Browallia New" w:hAnsi="Browallia New" w:cs="Browallia New"/>
-                <w:szCs w:val="22"/>
-              </w:rPr>
-              <w:t>Customer Focus</w:t>
-            </w:r>
-          </w:p>
-        </w:tc>
         <w:tc>
           <w:tcPr>
             <w:tcW w:w="1011" w:type="dxa"/>
@@ -6407,13 +6582,14 @@
             </w:pPr>
             <w:sdt>
               <w:sdtPr>
-                <w:id w:val="100011"/>
+                <w:id w:val="100013"/>
                 <w14:checkbox>
                   <w14:checked w14:val="0"/>
                   <w14:checkedState w14:val="2612" w14:font="MS Gothic"/>
                   <w14:uncheckedState w14:val="2610" w14:font="MS Gothic"/>
                 </w14:checkbox>
               </w:sdtPr>
+              <w:sdtEndPr/>
               <w:sdtContent>
                 <w:r>
                   <w:rPr>
@@ -6437,13 +6613,44 @@
             </w:pPr>
             <w:sdt>
               <w:sdtPr>
-                <w:id w:val="100012"/>
+                <w:id w:val="100014"/>
+                <w14:checkbox>
+                  <w14:checked w14:val="1"/>
+                  <w14:checkedState w14:val="2612" w14:font="MS Gothic"/>
+                  <w14:uncheckedState w14:val="2610" w14:font="MS Gothic"/>
+                </w14:checkbox>
+              </w:sdtPr>
+              <w:sdtEndPr/>
+              <w:sdtContent>
+                <w:r>
+                  <w:rPr>
+                    <w:rFonts w:ascii="MS Gothic" w:eastAsia="MS Gothic" w:hAnsi="MS Gothic" w:hint="eastAsia"/>
+                  </w:rPr>
+                  <w:t>☒</w:t>
+                </w:r>
+              </w:sdtContent>
+            </w:sdt>
+          </w:p>
+        </w:tc>
+        <w:tc>
+          <w:tcPr>
+            <w:tcW w:w="1011" w:type="dxa"/>
+            <w:shd w:val="clear" w:color="auto" w:fill="FFF2CC"/>
+          </w:tcPr>
+          <w:p>
+            <w:pPr>
+              <w:jc w:val="center"/>
+            </w:pPr>
+            <w:sdt>
+              <w:sdtPr>
+                <w:id w:val="100015"/>
                 <w14:checkbox>
                   <w14:checked w14:val="0"/>
                   <w14:checkedState w14:val="2612" w14:font="MS Gothic"/>
                   <w14:uncheckedState w14:val="2610" w14:font="MS Gothic"/>
                 </w14:checkbox>
               </w:sdtPr>
+              <w:sdtEndPr/>
               <w:sdtContent>
                 <w:r>
                   <w:rPr>
@@ -6456,6 +6663,30 @@
             </w:sdt>
           </w:p>
         </w:tc>
+      </w:tr>
+      <w:tr>
+        <w:trPr>
+          <w:jc w:val="center"/>
+        </w:trPr>
+        <w:tc>
+          <w:tcPr>
+            <w:tcW w:w="4136" w:type="dxa"/>
+          </w:tcPr>
+          <w:p>
+            <w:pPr>
+              <w:rPr>
+                <w:szCs w:val="22"/>
+              </w:rPr>
+            </w:pPr>
+            <w:r>
+              <w:rPr>
+                <w:rFonts w:ascii="Browallia New" w:eastAsia="Browallia New" w:hAnsi="Browallia New" w:cs="Browallia New"/>
+                <w:szCs w:val="22"/>
+              </w:rPr>
+              <w:t>คิดวิเคราะห์และการแก้ไขปัญหาอย่างเป็นระบบ Analytical &amp; Problem-Solving Thinking</w:t>
+            </w:r>
+          </w:p>
+        </w:tc>
         <w:tc>
           <w:tcPr>
             <w:tcW w:w="1011" w:type="dxa"/>
@@ -6467,13 +6698,14 @@
             </w:pPr>
             <w:sdt>
               <w:sdtPr>
-                <w:id w:val="100013"/>
+                <w:id w:val="100016"/>
                 <w14:checkbox>
                   <w14:checked w14:val="0"/>
                   <w14:checkedState w14:val="2612" w14:font="MS Gothic"/>
                   <w14:uncheckedState w14:val="2610" w14:font="MS Gothic"/>
                 </w14:checkbox>
               </w:sdtPr>
+              <w:sdtEndPr/>
               <w:sdtContent>
                 <w:r>
                   <w:rPr>
@@ -6497,13 +6729,14 @@
             </w:pPr>
             <w:sdt>
               <w:sdtPr>
-                <w:id w:val="100014"/>
+                <w:id w:val="100017"/>
                 <w14:checkbox>
                   <w14:checked w14:val="0"/>
                   <w14:checkedState w14:val="2612" w14:font="MS Gothic"/>
                   <w14:uncheckedState w14:val="2610" w14:font="MS Gothic"/>
                 </w14:checkbox>
               </w:sdtPr>
+              <w:sdtEndPr/>
               <w:sdtContent>
                 <w:r>
                   <w:rPr>
@@ -6527,13 +6760,14 @@
             </w:pPr>
             <w:sdt>
               <w:sdtPr>
-                <w:id w:val="100015"/>
+                <w:id w:val="100018"/>
                 <w14:checkbox>
                   <w14:checked w14:val="0"/>
                   <w14:checkedState w14:val="2612" w14:font="MS Gothic"/>
                   <w14:uncheckedState w14:val="2610" w14:font="MS Gothic"/>
                 </w14:checkbox>
               </w:sdtPr>
+              <w:sdtEndPr/>
               <w:sdtContent>
                 <w:r>
                   <w:rPr>
@@ -6546,30 +6780,6 @@
             </w:sdt>
           </w:p>
         </w:tc>
-      </w:tr>
-      <w:tr>
-        <w:trPr>
-          <w:jc w:val="center"/>
-        </w:trPr>
-        <w:tc>
-          <w:tcPr>
-            <w:tcW w:w="4136" w:type="dxa"/>
-          </w:tcPr>
-          <w:p>
-            <w:pPr>
-              <w:rPr>
-                <w:szCs w:val="22"/>
-              </w:rPr>
-            </w:pPr>
-            <w:r>
-              <w:rPr>
-                <w:rFonts w:ascii="Browallia New" w:eastAsia="Browallia New" w:hAnsi="Browallia New" w:cs="Browallia New"/>
-                <w:szCs w:val="22"/>
-              </w:rPr>
-              <w:t>คิดวิเคราะห์และการแก้ไขปัญหาอย่างเป็นระบบ Analytical &amp; Problem-Solving Thinking</w:t>
-            </w:r>
-          </w:p>
-        </w:tc>
         <w:tc>
           <w:tcPr>
             <w:tcW w:w="1011" w:type="dxa"/>
@@ -6581,13 +6791,44 @@
             </w:pPr>
             <w:sdt>
               <w:sdtPr>
-                <w:id w:val="100016"/>
+                <w:id w:val="100019"/>
+                <w14:checkbox>
+                  <w14:checked w14:val="1"/>
+                  <w14:checkedState w14:val="2612" w14:font="MS Gothic"/>
+                  <w14:uncheckedState w14:val="2610" w14:font="MS Gothic"/>
+                </w14:checkbox>
+              </w:sdtPr>
+              <w:sdtEndPr/>
+              <w:sdtContent>
+                <w:r>
+                  <w:rPr>
+                    <w:rFonts w:ascii="MS Gothic" w:eastAsia="MS Gothic" w:hAnsi="MS Gothic" w:hint="eastAsia"/>
+                  </w:rPr>
+                  <w:t>☒</w:t>
+                </w:r>
+              </w:sdtContent>
+            </w:sdt>
+          </w:p>
+        </w:tc>
+        <w:tc>
+          <w:tcPr>
+            <w:tcW w:w="1011" w:type="dxa"/>
+            <w:shd w:val="clear" w:color="auto" w:fill="FFF2CC"/>
+          </w:tcPr>
+          <w:p>
+            <w:pPr>
+              <w:jc w:val="center"/>
+            </w:pPr>
+            <w:sdt>
+              <w:sdtPr>
+                <w:id w:val="100020"/>
                 <w14:checkbox>
                   <w14:checked w14:val="0"/>
                   <w14:checkedState w14:val="2612" w14:font="MS Gothic"/>
                   <w14:uncheckedState w14:val="2610" w14:font="MS Gothic"/>
                 </w14:checkbox>
               </w:sdtPr>
+              <w:sdtEndPr/>
               <w:sdtContent>
                 <w:r>
                   <w:rPr>
@@ -6600,6 +6841,46 @@
             </w:sdt>
           </w:p>
         </w:tc>
+      </w:tr>
+      <w:tr>
+        <w:trPr>
+          <w:jc w:val="center"/>
+        </w:trPr>
+        <w:tc>
+          <w:tcPr>
+            <w:tcW w:w="4136" w:type="dxa"/>
+          </w:tcPr>
+          <w:p>
+            <w:pPr>
+              <w:rPr>
+                <w:rFonts w:ascii="Browallia New" w:eastAsia="Browallia New" w:hAnsi="Browallia New" w:cs="Browallia New"/>
+                <w:szCs w:val="22"/>
+                <w:lang w:bidi="th-TH"/>
+              </w:rPr>
+            </w:pPr>
+            <w:r>
+              <w:rPr>
+                <w:rFonts w:ascii="Browallia New" w:eastAsia="Browallia New" w:hAnsi="Browallia New" w:cs="Browallia New"/>
+                <w:szCs w:val="22"/>
+              </w:rPr>
+              <w:t xml:space="preserve">ความฉลาดทางดิจิทัล </w:t>
+            </w:r>
+          </w:p>
+          <w:p>
+            <w:pPr>
+              <w:rPr>
+                <w:szCs w:val="22"/>
+              </w:rPr>
+            </w:pPr>
+            <w:r>
+              <w:rPr>
+                <w:rFonts w:ascii="Browallia New" w:eastAsia="Browallia New" w:hAnsi="Browallia New" w:cs="Browallia New"/>
+                <w:szCs w:val="22"/>
+              </w:rPr>
+              <w:t>Digital Intelligence Quotient (DQ)</w:t>
+            </w:r>
+          </w:p>
+        </w:tc>
         <w:tc>
           <w:tcPr>
             <w:tcW w:w="1011" w:type="dxa"/>
@@ -6611,13 +6892,14 @@
             </w:pPr>
             <w:sdt>
               <w:sdtPr>
-                <w:id w:val="100017"/>
+                <w:id w:val="100021"/>
                 <w14:checkbox>
                   <w14:checked w14:val="0"/>
                   <w14:checkedState w14:val="2612" w14:font="MS Gothic"/>
                   <w14:uncheckedState w14:val="2610" w14:font="MS Gothic"/>
                 </w14:checkbox>
               </w:sdtPr>
+              <w:sdtEndPr/>
               <w:sdtContent>
                 <w:r>
                   <w:rPr>
@@ -6641,13 +6923,14 @@
             </w:pPr>
             <w:sdt>
               <w:sdtPr>
-                <w:id w:val="100018"/>
+                <w:id w:val="100022"/>
                 <w14:checkbox>
                   <w14:checked w14:val="0"/>
                   <w14:checkedState w14:val="2612" w14:font="MS Gothic"/>
                   <w14:uncheckedState w14:val="2610" w14:font="MS Gothic"/>
                 </w14:checkbox>
               </w:sdtPr>
+              <w:sdtEndPr/>
               <w:sdtContent>
                 <w:r>
                   <w:rPr>
@@ -6671,13 +6954,14 @@
             </w:pPr>
             <w:sdt>
               <w:sdtPr>
-                <w:id w:val="100019"/>
+                <w:id w:val="100023"/>
                 <w14:checkbox>
                   <w14:checked w14:val="0"/>
                   <w14:checkedState w14:val="2612" w14:font="MS Gothic"/>
                   <w14:uncheckedState w14:val="2610" w14:font="MS Gothic"/>
                 </w14:checkbox>
               </w:sdtPr>
+              <w:sdtEndPr/>
               <w:sdtContent>
                 <w:r>
                   <w:rPr>
@@ -6701,13 +6985,44 @@
             </w:pPr>
             <w:sdt>
               <w:sdtPr>
-                <w:id w:val="100020"/>
+                <w:id w:val="100024"/>
+                <w14:checkbox>
+                  <w14:checked w14:val="1"/>
+                  <w14:checkedState w14:val="2612" w14:font="MS Gothic"/>
+                  <w14:uncheckedState w14:val="2610" w14:font="MS Gothic"/>
+                </w14:checkbox>
+              </w:sdtPr>
+              <w:sdtEndPr/>
+              <w:sdtContent>
+                <w:r>
+                  <w:rPr>
+                    <w:rFonts w:ascii="MS Gothic" w:eastAsia="MS Gothic" w:hAnsi="MS Gothic" w:hint="eastAsia"/>
+                  </w:rPr>
+                  <w:t>☒</w:t>
+                </w:r>
+              </w:sdtContent>
+            </w:sdt>
+          </w:p>
+        </w:tc>
+        <w:tc>
+          <w:tcPr>
+            <w:tcW w:w="1011" w:type="dxa"/>
+            <w:shd w:val="clear" w:color="auto" w:fill="FFF2CC"/>
+          </w:tcPr>
+          <w:p>
+            <w:pPr>
+              <w:jc w:val="center"/>
+            </w:pPr>
+            <w:sdt>
+              <w:sdtPr>
+                <w:id w:val="100025"/>
                 <w14:checkbox>
                   <w14:checked w14:val="0"/>
                   <w14:checkedState w14:val="2612" w14:font="MS Gothic"/>
                   <w14:uncheckedState w14:val="2610" w14:font="MS Gothic"/>
                 </w14:checkbox>
               </w:sdtPr>
+              <w:sdtEndPr/>
               <w:sdtContent>
                 <w:r>
                   <w:rPr>
@@ -6742,13 +7057,15 @@
                 <w:rFonts w:ascii="Browallia New" w:eastAsia="Browallia New" w:hAnsi="Browallia New" w:cs="Browallia New"/>
                 <w:szCs w:val="22"/>
               </w:rPr>
-              <w:t xml:space="preserve">ความฉลาดทางดิจิทัล </w:t>
-            </w:r>
-          </w:p>
-          <w:p>
-            <w:pPr>
-              <w:rPr>
+              <w:t xml:space="preserve">การปรับตัว </w:t>
+            </w:r>
+          </w:p>
+          <w:p>
+            <w:pPr>
+              <w:rPr>
+                <w:rFonts w:ascii="Browallia New" w:eastAsia="Browallia New" w:hAnsi="Browallia New" w:cs="Browallia New"/>
                 <w:szCs w:val="22"/>
+                <w:lang w:bidi="th-TH"/>
               </w:rPr>
             </w:pPr>
             <w:r>
@@ -6756,7 +7073,7 @@
                 <w:rFonts w:ascii="Browallia New" w:eastAsia="Browallia New" w:hAnsi="Browallia New" w:cs="Browallia New"/>
                 <w:szCs w:val="22"/>
               </w:rPr>
-              <w:t>Digital Intelligence Quotient (DQ)</w:t>
+              <w:t>Adaptability</w:t>
             </w:r>
           </w:p>
         </w:tc>
@@ -6771,13 +7088,14 @@
             </w:pPr>
             <w:sdt>
               <w:sdtPr>
-                <w:id w:val="100021"/>
+                <w:id w:val="100026"/>
                 <w14:checkbox>
                   <w14:checked w14:val="0"/>
                   <w14:checkedState w14:val="2612" w14:font="MS Gothic"/>
                   <w14:uncheckedState w14:val="2610" w14:font="MS Gothic"/>
                 </w14:checkbox>
               </w:sdtPr>
+              <w:sdtEndPr/>
               <w:sdtContent>
                 <w:r>
                   <w:rPr>
@@ -6801,13 +7119,14 @@
             </w:pPr>
             <w:sdt>
               <w:sdtPr>
-                <w:id w:val="100022"/>
+                <w:id w:val="100027"/>
                 <w14:checkbox>
                   <w14:checked w14:val="0"/>
                   <w14:checkedState w14:val="2612" w14:font="MS Gothic"/>
                   <w14:uncheckedState w14:val="2610" w14:font="MS Gothic"/>
                 </w14:checkbox>
               </w:sdtPr>
+              <w:sdtEndPr/>
               <w:sdtContent>
                 <w:r>
                   <w:rPr>
@@ -6831,13 +7150,14 @@
             </w:pPr>
             <w:sdt>
               <w:sdtPr>
-                <w:id w:val="100023"/>
+                <w:id w:val="100028"/>
                 <w14:checkbox>
                   <w14:checked w14:val="0"/>
                   <w14:checkedState w14:val="2612" w14:font="MS Gothic"/>
                   <w14:uncheckedState w14:val="2610" w14:font="MS Gothic"/>
                 </w14:checkbox>
               </w:sdtPr>
+              <w:sdtEndPr/>
               <w:sdtContent>
                 <w:r>
                   <w:rPr>
@@ -6861,13 +7181,114 @@
             </w:pPr>
             <w:sdt>
               <w:sdtPr>
-                <w:id w:val="100024"/>
+                <w:id w:val="100029"/>
+                <w14:checkbox>
+                  <w14:checked w14:val="1"/>
+                  <w14:checkedState w14:val="2612" w14:font="MS Gothic"/>
+                  <w14:uncheckedState w14:val="2610" w14:font="MS Gothic"/>
+                </w14:checkbox>
+              </w:sdtPr>
+              <w:sdtEndPr/>
+              <w:sdtContent>
+                <w:r>
+                  <w:rPr>
+                    <w:rFonts w:ascii="MS Gothic" w:eastAsia="MS Gothic" w:hAnsi="MS Gothic" w:hint="eastAsia"/>
+                  </w:rPr>
+                  <w:t>☒</w:t>
+                </w:r>
+              </w:sdtContent>
+            </w:sdt>
+          </w:p>
+        </w:tc>
+        <w:tc>
+          <w:tcPr>
+            <w:tcW w:w="1011" w:type="dxa"/>
+            <w:shd w:val="clear" w:color="auto" w:fill="FFF2CC"/>
+          </w:tcPr>
+          <w:p>
+            <w:pPr>
+              <w:jc w:val="center"/>
+            </w:pPr>
+            <w:sdt>
+              <w:sdtPr>
+                <w:id w:val="100030"/>
                 <w14:checkbox>
                   <w14:checked w14:val="0"/>
                   <w14:checkedState w14:val="2612" w14:font="MS Gothic"/>
                   <w14:uncheckedState w14:val="2610" w14:font="MS Gothic"/>
                 </w14:checkbox>
               </w:sdtPr>
+              <w:sdtEndPr/>
+              <w:sdtContent>
+                <w:r>
+                  <w:rPr>
+                    <w:rFonts w:ascii="MS Gothic" w:eastAsia="MS Gothic" w:hAnsi="MS Gothic" w:hint="eastAsia"/>
+                  </w:rPr>
+                  <w:t>☐</w:t>
+                </w:r>
+              </w:sdtContent>
+            </w:sdt>
+          </w:p>
+        </w:tc>
+      </w:tr>
+      <w:tr>
+        <w:trPr>
+          <w:jc w:val="center"/>
+        </w:trPr>
+        <w:tc>
+          <w:tcPr>
+            <w:tcW w:w="4136" w:type="dxa"/>
+          </w:tcPr>
+          <w:p>
+            <w:pPr>
+              <w:rPr>
+                <w:rFonts w:ascii="Browallia New" w:eastAsia="Browallia New" w:hAnsi="Browallia New" w:cs="Browallia New"/>
+                <w:szCs w:val="22"/>
+                <w:lang w:bidi="th-TH"/>
+              </w:rPr>
+            </w:pPr>
+            <w:r>
+              <w:rPr>
+                <w:rFonts w:ascii="Browallia New" w:eastAsia="Browallia New" w:hAnsi="Browallia New" w:cs="Browallia New"/>
+                <w:szCs w:val="22"/>
+              </w:rPr>
+              <w:t xml:space="preserve">ความริเริ่มสร้างสรรค์ </w:t>
+            </w:r>
+          </w:p>
+          <w:p>
+            <w:pPr>
+              <w:rPr>
+                <w:szCs w:val="22"/>
+              </w:rPr>
+            </w:pPr>
+            <w:r>
+              <w:rPr>
+                <w:rFonts w:ascii="Browallia New" w:eastAsia="Browallia New" w:hAnsi="Browallia New" w:cs="Browallia New"/>
+                <w:szCs w:val="22"/>
+              </w:rPr>
+              <w:t>Initiative</w:t>
+            </w:r>
+          </w:p>
+        </w:tc>
+        <w:tc>
+          <w:tcPr>
+            <w:tcW w:w="1011" w:type="dxa"/>
+            <w:shd w:val="clear" w:color="auto" w:fill="FFF2CC"/>
+          </w:tcPr>
+          <w:p>
+            <w:pPr>
+              <w:jc w:val="center"/>
+            </w:pPr>
+            <w:sdt>
+              <w:sdtPr>
+                <w:id w:val="100031"/>
+                <w14:checkbox>
+                  <w14:checked w14:val="0"/>
+                  <w14:checkedState w14:val="2612" w14:font="MS Gothic"/>
+                  <w14:uncheckedState w14:val="2610" w14:font="MS Gothic"/>
+                </w14:checkbox>
+              </w:sdtPr>
+              <w:sdtEndPr/>
               <w:sdtContent>
                 <w:r>
                   <w:rPr>
@@ -6891,13 +7312,14 @@
             </w:pPr>
             <w:sdt>
               <w:sdtPr>
-                <w:id w:val="100025"/>
+                <w:id w:val="100032"/>
                 <w14:checkbox>
                   <w14:checked w14:val="0"/>
                   <w14:checkedState w14:val="2612" w14:font="MS Gothic"/>
                   <w14:uncheckedState w14:val="2610" w14:font="MS Gothic"/>
                 </w14:checkbox>
               </w:sdtPr>
+              <w:sdtEndPr/>
               <w:sdtContent>
                 <w:r>
                   <w:rPr>
@@ -6910,48 +7332,6 @@
             </w:sdt>
           </w:p>
         </w:tc>
-      </w:tr>
-      <w:tr>
-        <w:trPr>
-          <w:jc w:val="center"/>
-        </w:trPr>
-        <w:tc>
-          <w:tcPr>
-            <w:tcW w:w="4136" w:type="dxa"/>
-          </w:tcPr>
-          <w:p>
-            <w:pPr>
-              <w:rPr>
-                <w:rFonts w:ascii="Browallia New" w:eastAsia="Browallia New" w:hAnsi="Browallia New" w:cs="Browallia New"/>
-                <w:szCs w:val="22"/>
-                <w:lang w:bidi="th-TH"/>
-              </w:rPr>
-            </w:pPr>
-            <w:r>
-              <w:rPr>
-                <w:rFonts w:ascii="Browallia New" w:eastAsia="Browallia New" w:hAnsi="Browallia New" w:cs="Browallia New"/>
-                <w:szCs w:val="22"/>
-              </w:rPr>
-              <w:t xml:space="preserve">การปรับตัว </w:t>
-            </w:r>
-          </w:p>
-          <w:p>
-            <w:pPr>
-              <w:rPr>
-                <w:rFonts w:ascii="Browallia New" w:eastAsia="Browallia New" w:hAnsi="Browallia New" w:cs="Browallia New"/>
-                <w:szCs w:val="22"/>
-                <w:lang w:bidi="th-TH"/>
-              </w:rPr>
-            </w:pPr>
-            <w:r>
-              <w:rPr>
-                <w:rFonts w:ascii="Browallia New" w:eastAsia="Browallia New" w:hAnsi="Browallia New" w:cs="Browallia New"/>
-                <w:szCs w:val="22"/>
-              </w:rPr>
-              <w:t>Adaptability</w:t>
-            </w:r>
-          </w:p>
-        </w:tc>
         <w:tc>
           <w:tcPr>
             <w:tcW w:w="1011" w:type="dxa"/>
@@ -6963,13 +7343,14 @@
             </w:pPr>
             <w:sdt>
               <w:sdtPr>
-                <w:id w:val="100026"/>
+                <w:id w:val="100033"/>
                 <w14:checkbox>
                   <w14:checked w14:val="0"/>
                   <w14:checkedState w14:val="2612" w14:font="MS Gothic"/>
                   <w14:uncheckedState w14:val="2610" w14:font="MS Gothic"/>
                 </w14:checkbox>
               </w:sdtPr>
+              <w:sdtEndPr/>
               <w:sdtContent>
                 <w:r>
                   <w:rPr>
@@ -6993,103 +7374,44 @@
             </w:pPr>
             <w:sdt>
               <w:sdtPr>
-                <w:id w:val="100027"/>
+                <w:id w:val="100034"/>
+                <w14:checkbox>
+                  <w14:checked w14:val="1"/>
+                  <w14:checkedState w14:val="2612" w14:font="MS Gothic"/>
+                  <w14:uncheckedState w14:val="2610" w14:font="MS Gothic"/>
+                </w14:checkbox>
+              </w:sdtPr>
+              <w:sdtEndPr/>
+              <w:sdtContent>
+                <w:r>
+                  <w:rPr>
+                    <w:rFonts w:ascii="MS Gothic" w:eastAsia="MS Gothic" w:hAnsi="MS Gothic" w:hint="eastAsia"/>
+                  </w:rPr>
+                  <w:t>☒</w:t>
+                </w:r>
+              </w:sdtContent>
+            </w:sdt>
+          </w:p>
+        </w:tc>
+        <w:tc>
+          <w:tcPr>
+            <w:tcW w:w="1011" w:type="dxa"/>
+            <w:shd w:val="clear" w:color="auto" w:fill="FFF2CC"/>
+          </w:tcPr>
+          <w:p>
+            <w:pPr>
+              <w:jc w:val="center"/>
+            </w:pPr>
+            <w:sdt>
+              <w:sdtPr>
+                <w:id w:val="100035"/>
                 <w14:checkbox>
                   <w14:checked w14:val="0"/>
                   <w14:checkedState w14:val="2612" w14:font="MS Gothic"/>
                   <w14:uncheckedState w14:val="2610" w14:font="MS Gothic"/>
                 </w14:checkbox>
               </w:sdtPr>
-              <w:sdtContent>
-                <w:r>
-                  <w:rPr>
-                    <w:rFonts w:ascii="MS Gothic" w:eastAsia="MS Gothic" w:hAnsi="MS Gothic" w:hint="eastAsia"/>
-                    <w:sz w:val="28"/>
-                  </w:rPr>
-                  <w:t>☐</w:t>
-                </w:r>
-              </w:sdtContent>
-            </w:sdt>
-          </w:p>
-        </w:tc>
-        <w:tc>
-          <w:tcPr>
-            <w:tcW w:w="1011" w:type="dxa"/>
-            <w:shd w:val="clear" w:color="auto" w:fill="FFF2CC"/>
-          </w:tcPr>
-          <w:p>
-            <w:pPr>
-              <w:jc w:val="center"/>
-            </w:pPr>
-            <w:sdt>
-              <w:sdtPr>
-                <w:id w:val="100028"/>
-                <w14:checkbox>
-                  <w14:checked w14:val="0"/>
-                  <w14:checkedState w14:val="2612" w14:font="MS Gothic"/>
-                  <w14:uncheckedState w14:val="2610" w14:font="MS Gothic"/>
-                </w14:checkbox>
-              </w:sdtPr>
-              <w:sdtContent>
-                <w:r>
-                  <w:rPr>
-                    <w:rFonts w:ascii="MS Gothic" w:eastAsia="MS Gothic" w:hAnsi="MS Gothic" w:hint="eastAsia"/>
-                    <w:sz w:val="28"/>
-                  </w:rPr>
-                  <w:t>☐</w:t>
-                </w:r>
-              </w:sdtContent>
-            </w:sdt>
-          </w:p>
-        </w:tc>
-        <w:tc>
-          <w:tcPr>
-            <w:tcW w:w="1011" w:type="dxa"/>
-            <w:shd w:val="clear" w:color="auto" w:fill="FFF2CC"/>
-          </w:tcPr>
-          <w:p>
-            <w:pPr>
-              <w:jc w:val="center"/>
-            </w:pPr>
-            <w:sdt>
-              <w:sdtPr>
-                <w:id w:val="100029"/>
-                <w14:checkbox>
-                  <w14:checked w14:val="0"/>
-                  <w14:checkedState w14:val="2612" w14:font="MS Gothic"/>
-                  <w14:uncheckedState w14:val="2610" w14:font="MS Gothic"/>
-                </w14:checkbox>
-              </w:sdtPr>
-              <w:sdtContent>
-                <w:r>
-                  <w:rPr>
-                    <w:rFonts w:ascii="MS Gothic" w:eastAsia="MS Gothic" w:hAnsi="MS Gothic" w:hint="eastAsia"/>
-                    <w:sz w:val="28"/>
-                  </w:rPr>
-                  <w:t>☐</w:t>
-                </w:r>
-              </w:sdtContent>
-            </w:sdt>
-          </w:p>
-        </w:tc>
-        <w:tc>
-          <w:tcPr>
-            <w:tcW w:w="1011" w:type="dxa"/>
-            <w:shd w:val="clear" w:color="auto" w:fill="FFF2CC"/>
-          </w:tcPr>
-          <w:p>
-            <w:pPr>
-              <w:jc w:val="center"/>
-            </w:pPr>
-            <w:sdt>
-              <w:sdtPr>
-                <w:id w:val="100030"/>
-                <w14:checkbox>
-                  <w14:checked w14:val="0"/>
-                  <w14:checkedState w14:val="2612" w14:font="MS Gothic"/>
-                  <w14:uncheckedState w14:val="2610" w14:font="MS Gothic"/>
-                </w14:checkbox>
-              </w:sdtPr>
+              <w:sdtEndPr/>
               <w:sdtContent>
                 <w:r>
                   <w:rPr>
@@ -7102,195 +7424,6 @@
           </w:p>
         </w:tc>
       </w:tr>
-      <w:tr>
-        <w:trPr>
-          <w:jc w:val="center"/>
-        </w:trPr>
-        <w:tc>
-          <w:tcPr>
-            <w:tcW w:w="4136" w:type="dxa"/>
-          </w:tcPr>
-          <w:p>
-            <w:pPr>
-              <w:rPr>
-                <w:rFonts w:ascii="Browallia New" w:eastAsia="Browallia New" w:hAnsi="Browallia New" w:cs="Browallia New"/>
-                <w:szCs w:val="22"/>
-                <w:lang w:bidi="th-TH"/>
-              </w:rPr>
-            </w:pPr>
-            <w:r>
-              <w:rPr>
-                <w:rFonts w:ascii="Browallia New" w:eastAsia="Browallia New" w:hAnsi="Browallia New" w:cs="Browallia New"/>
-                <w:szCs w:val="22"/>
-              </w:rPr>
-              <w:t xml:space="preserve">ความริเริ่มสร้างสรรค์ </w:t>
-            </w:r>
-          </w:p>
-          <w:p>
-            <w:pPr>
-              <w:rPr>
-                <w:szCs w:val="22"/>
-              </w:rPr>
-            </w:pPr>
-            <w:r>
-              <w:rPr>
-                <w:rFonts w:ascii="Browallia New" w:eastAsia="Browallia New" w:hAnsi="Browallia New" w:cs="Browallia New"/>
-                <w:szCs w:val="22"/>
-              </w:rPr>
-              <w:t>Initiative</w:t>
-            </w:r>
-          </w:p>
-        </w:tc>
-        <w:tc>
-          <w:tcPr>
-            <w:tcW w:w="1011" w:type="dxa"/>
-            <w:shd w:val="clear" w:color="auto" w:fill="FFF2CC"/>
-          </w:tcPr>
-          <w:p>
-            <w:pPr>
-              <w:jc w:val="center"/>
-            </w:pPr>
-            <w:sdt>
-              <w:sdtPr>
-                <w:id w:val="100031"/>
-                <w14:checkbox>
-                  <w14:checked w14:val="0"/>
-                  <w14:checkedState w14:val="2612" w14:font="MS Gothic"/>
-                  <w14:uncheckedState w14:val="2610" w14:font="MS Gothic"/>
-                </w14:checkbox>
-              </w:sdtPr>
-              <w:sdtContent>
-                <w:r>
-                  <w:rPr>
-                    <w:rFonts w:ascii="MS Gothic" w:eastAsia="MS Gothic" w:hAnsi="MS Gothic" w:hint="eastAsia"/>
-                    <w:sz w:val="28"/>
-                  </w:rPr>
-                  <w:t>☐</w:t>
-                </w:r>
-              </w:sdtContent>
-            </w:sdt>
-          </w:p>
-        </w:tc>
-        <w:tc>
-          <w:tcPr>
-            <w:tcW w:w="1011" w:type="dxa"/>
-            <w:shd w:val="clear" w:color="auto" w:fill="FFF2CC"/>
-          </w:tcPr>
-          <w:p>
-            <w:pPr>
-              <w:jc w:val="center"/>
-            </w:pPr>
-            <w:sdt>
-              <w:sdtPr>
-                <w:id w:val="100032"/>
-                <w14:checkbox>
-                  <w14:checked w14:val="0"/>
-                  <w14:checkedState w14:val="2612" w14:font="MS Gothic"/>
-                  <w14:uncheckedState w14:val="2610" w14:font="MS Gothic"/>
-                </w14:checkbox>
-              </w:sdtPr>
-              <w:sdtContent>
-                <w:r>
-                  <w:rPr>
-                    <w:rFonts w:ascii="MS Gothic" w:eastAsia="MS Gothic" w:hAnsi="MS Gothic" w:hint="eastAsia"/>
-                    <w:sz w:val="28"/>
-                  </w:rPr>
-                  <w:t>☐</w:t>
-                </w:r>
-              </w:sdtContent>
-            </w:sdt>
-          </w:p>
-        </w:tc>
-        <w:tc>
-          <w:tcPr>
-            <w:tcW w:w="1011" w:type="dxa"/>
-            <w:shd w:val="clear" w:color="auto" w:fill="FFF2CC"/>
-          </w:tcPr>
-          <w:p>
-            <w:pPr>
-              <w:jc w:val="center"/>
-            </w:pPr>
-            <w:sdt>
-              <w:sdtPr>
-                <w:id w:val="100033"/>
-                <w14:checkbox>
-                  <w14:checked w14:val="0"/>
-                  <w14:checkedState w14:val="2612" w14:font="MS Gothic"/>
-                  <w14:uncheckedState w14:val="2610" w14:font="MS Gothic"/>
-                </w14:checkbox>
-              </w:sdtPr>
-              <w:sdtContent>
-                <w:r>
-                  <w:rPr>
-                    <w:rFonts w:ascii="MS Gothic" w:eastAsia="MS Gothic" w:hAnsi="MS Gothic" w:hint="eastAsia"/>
-                    <w:sz w:val="28"/>
-                  </w:rPr>
-                  <w:t>☐</w:t>
-                </w:r>
-              </w:sdtContent>
-            </w:sdt>
-          </w:p>
-        </w:tc>
-        <w:tc>
-          <w:tcPr>
-            <w:tcW w:w="1011" w:type="dxa"/>
-            <w:shd w:val="clear" w:color="auto" w:fill="FFF2CC"/>
-          </w:tcPr>
-          <w:p>
-            <w:pPr>
-              <w:jc w:val="center"/>
-            </w:pPr>
-            <w:sdt>
-              <w:sdtPr>
-                <w:id w:val="100034"/>
-                <w14:checkbox>
-                  <w14:checked w14:val="0"/>
-                  <w14:checkedState w14:val="2612" w14:font="MS Gothic"/>
-                  <w14:uncheckedState w14:val="2610" w14:font="MS Gothic"/>
-                </w14:checkbox>
-              </w:sdtPr>
-              <w:sdtContent>
-                <w:r>
-                  <w:rPr>
-                    <w:rFonts w:ascii="MS Gothic" w:eastAsia="MS Gothic" w:hAnsi="MS Gothic" w:hint="eastAsia"/>
-                    <w:sz w:val="28"/>
-                  </w:rPr>
-                  <w:t>☐</w:t>
-                </w:r>
-              </w:sdtContent>
-            </w:sdt>
-          </w:p>
-        </w:tc>
-        <w:tc>
-          <w:tcPr>
-            <w:tcW w:w="1011" w:type="dxa"/>
-            <w:shd w:val="clear" w:color="auto" w:fill="FFF2CC"/>
-          </w:tcPr>
-          <w:p>
-            <w:pPr>
-              <w:jc w:val="center"/>
-            </w:pPr>
-            <w:sdt>
-              <w:sdtPr>
-                <w:id w:val="100035"/>
-                <w14:checkbox>
-                  <w14:checked w14:val="0"/>
-                  <w14:checkedState w14:val="2612" w14:font="MS Gothic"/>
-                  <w14:uncheckedState w14:val="2610" w14:font="MS Gothic"/>
-                </w14:checkbox>
-              </w:sdtPr>
-              <w:sdtContent>
-                <w:r>
-                  <w:rPr>
-                    <w:rFonts w:ascii="MS Gothic" w:eastAsia="MS Gothic" w:hAnsi="MS Gothic" w:hint="eastAsia"/>
-                  </w:rPr>
-                  <w:t>☐</w:t>
-                </w:r>
-              </w:sdtContent>
-            </w:sdt>
-          </w:p>
-        </w:tc>
-      </w:tr>
     </w:tbl>
     <w:p>
       <w:pPr>
@@ -7304,7 +7437,15 @@
           <w:b/>
           <w:sz w:val="26"/>
         </w:rPr>
-        <w:t>4ค</w:t>
+        <w:t>4</w:t>
+      </w:r>
+      <w:r>
+        <w:rPr>
+          <w:rFonts w:ascii="Browallia New" w:eastAsia="Browallia New" w:hAnsi="Browallia New" w:cs="Browallia New"/>
+          <w:b/>
+          <w:sz w:val="26"/>
+        </w:rPr>
+        <w:t>ค</w:t>
       </w:r>
       <w:r>
         <w:rPr>
@@ -7322,7 +7463,15 @@
           <w:b/>
           <w:sz w:val="26"/>
         </w:rPr>
-        <w:t>(ii) ความรู้และทักษะเฉพาะสายงาน (Functional Knowledge &amp; Skills)</w:t>
+        <w:t xml:space="preserve">(ii) </w:t>
+      </w:r>
+      <w:r>
+        <w:rPr>
+          <w:rFonts w:ascii="Browallia New" w:eastAsia="Browallia New" w:hAnsi="Browallia New" w:cs="Browallia New"/>
+          <w:b/>
+          <w:sz w:val="26"/>
+        </w:rPr>
+        <w:t>ความรู้และทักษะเฉพาะสายงาน (Functional Knowledge &amp; Skills)</w:t>
       </w:r>
     </w:p>
     <w:tbl>
@@ -7586,6 +7735,7 @@
                   <w14:uncheckedState w14:val="2610" w14:font="MS Gothic"/>
                 </w14:checkbox>
               </w:sdtPr>
+              <w:sdtEndPr/>
               <w:sdtContent>
                 <w:r>
                   <w:rPr>
@@ -7616,6 +7766,7 @@
                   <w14:uncheckedState w14:val="2610" w14:font="MS Gothic"/>
                 </w14:checkbox>
               </w:sdtPr>
+              <w:sdtEndPr/>
               <w:sdtContent>
                 <w:r>
                   <w:rPr>
@@ -7646,6 +7797,7 @@
                   <w14:uncheckedState w14:val="2610" w14:font="MS Gothic"/>
                 </w14:checkbox>
               </w:sdtPr>
+              <w:sdtEndPr/>
               <w:sdtContent>
                 <w:r>
                   <w:rPr>
@@ -7676,6 +7828,7 @@
                   <w14:uncheckedState w14:val="2610" w14:font="MS Gothic"/>
                 </w14:checkbox>
               </w:sdtPr>
+              <w:sdtEndPr/>
               <w:sdtContent>
                 <w:r>
                   <w:rPr>
@@ -7705,6 +7858,7 @@
                   <w14:uncheckedState w14:val="2610" w14:font="MS Gothic"/>
                 </w14:checkbox>
               </w:sdtPr>
+              <w:sdtEndPr/>
               <w:sdtContent>
                 <w:r>
                   <w:rPr>
@@ -7783,6 +7937,7 @@
                   <w14:uncheckedState w14:val="2610" w14:font="MS Gothic"/>
                 </w14:checkbox>
               </w:sdtPr>
+              <w:sdtEndPr/>
               <w:sdtContent>
                 <w:r>
                   <w:rPr>
@@ -7813,6 +7968,7 @@
                   <w14:uncheckedState w14:val="2610" w14:font="MS Gothic"/>
                 </w14:checkbox>
               </w:sdtPr>
+              <w:sdtEndPr/>
               <w:sdtContent>
                 <w:r>
                   <w:rPr>
@@ -7843,6 +7999,7 @@
                   <w14:uncheckedState w14:val="2610" w14:font="MS Gothic"/>
                 </w14:checkbox>
               </w:sdtPr>
+              <w:sdtEndPr/>
               <w:sdtContent>
                 <w:r>
                   <w:rPr>
@@ -7873,6 +8030,7 @@
                   <w14:uncheckedState w14:val="2610" w14:font="MS Gothic"/>
                 </w14:checkbox>
               </w:sdtPr>
+              <w:sdtEndPr/>
               <w:sdtContent>
                 <w:r>
                   <w:rPr>
@@ -7902,6 +8060,7 @@
                   <w14:uncheckedState w14:val="2610" w14:font="MS Gothic"/>
                 </w14:checkbox>
               </w:sdtPr>
+              <w:sdtEndPr/>
               <w:sdtContent>
                 <w:r>
                   <w:rPr>
@@ -7975,6 +8134,7 @@
                   <w14:uncheckedState w14:val="2610" w14:font="MS Gothic"/>
                 </w14:checkbox>
               </w:sdtPr>
+              <w:sdtEndPr/>
               <w:sdtContent>
                 <w:r>
                   <w:rPr>
@@ -8005,6 +8165,7 @@
                   <w14:uncheckedState w14:val="2610" w14:font="MS Gothic"/>
                 </w14:checkbox>
               </w:sdtPr>
+              <w:sdtEndPr/>
               <w:sdtContent>
                 <w:r>
                   <w:rPr>
@@ -8035,6 +8196,7 @@
                   <w14:uncheckedState w14:val="2610" w14:font="MS Gothic"/>
                 </w14:checkbox>
               </w:sdtPr>
+              <w:sdtEndPr/>
               <w:sdtContent>
                 <w:r>
                   <w:rPr>
@@ -8065,6 +8227,7 @@
                   <w14:uncheckedState w14:val="2610" w14:font="MS Gothic"/>
                 </w14:checkbox>
               </w:sdtPr>
+              <w:sdtEndPr/>
               <w:sdtContent>
                 <w:r>
                   <w:rPr>
@@ -8094,6 +8257,7 @@
                   <w14:uncheckedState w14:val="2610" w14:font="MS Gothic"/>
                 </w14:checkbox>
               </w:sdtPr>
+              <w:sdtEndPr/>
               <w:sdtContent>
                 <w:r>
                   <w:rPr>
@@ -8173,6 +8337,7 @@
                   <w14:uncheckedState w14:val="2610" w14:font="MS Gothic"/>
                 </w14:checkbox>
               </w:sdtPr>
+              <w:sdtEndPr/>
               <w:sdtContent>
                 <w:r>
                   <w:rPr>
@@ -8203,6 +8368,7 @@
                   <w14:uncheckedState w14:val="2610" w14:font="MS Gothic"/>
                 </w14:checkbox>
               </w:sdtPr>
+              <w:sdtEndPr/>
               <w:sdtContent>
                 <w:r>
                   <w:rPr>
@@ -8233,6 +8399,7 @@
                   <w14:uncheckedState w14:val="2610" w14:font="MS Gothic"/>
                 </w14:checkbox>
               </w:sdtPr>
+              <w:sdtEndPr/>
               <w:sdtContent>
                 <w:r>
                   <w:rPr>
@@ -8262,6 +8429,7 @@
                   <w14:uncheckedState w14:val="2610" w14:font="MS Gothic"/>
                 </w14:checkbox>
               </w:sdtPr>
+              <w:sdtEndPr/>
               <w:sdtContent>
                 <w:r>
                   <w:rPr>
@@ -8291,6 +8459,7 @@
                   <w14:uncheckedState w14:val="2610" w14:font="MS Gothic"/>
                 </w14:checkbox>
               </w:sdtPr>
+              <w:sdtEndPr/>
               <w:sdtContent>
                 <w:r>
                   <w:rPr>
@@ -8358,7 +8527,15 @@
                 <w:b/>
                 <w:sz w:val="28"/>
               </w:rPr>
-              <w:t>5. แนวทางการโยกย้าย/เปลี่ยนตำแหน่งที่เป็นไปได้ (Career Mobility Map)</w:t>
+              <w:t xml:space="preserve">5. </w:t>
+            </w:r>
+            <w:r>
+              <w:rPr>
+                <w:rFonts w:ascii="Browallia New" w:eastAsia="Browallia New" w:hAnsi="Browallia New" w:cs="Browallia New"/>
+                <w:b/>
+                <w:sz w:val="28"/>
+              </w:rPr>
+              <w:t>แนวทางการโยกย้าย/เปลี่ยนตำแหน่งที่เป็นไปได้ (Career Mobility Map)</w:t>
             </w:r>
           </w:p>
           <w:p>
@@ -8429,7 +8606,15 @@
                 <w:sz w:val="28"/>
               </w:rPr>
               <w:br/>
-              <w:t>(Lateral / ระดับเดียวกัน)</w:t>
+              <w:t xml:space="preserve">(Lateral / </w:t>
+            </w:r>
+            <w:r>
+              <w:rPr>
+                <w:rFonts w:ascii="Browallia New" w:eastAsia="Browallia New" w:hAnsi="Browallia New" w:cs="Browallia New"/>
+                <w:b/>
+                <w:sz w:val="28"/>
+              </w:rPr>
+              <w:t>ระดับเดียวกัน)</w:t>
             </w:r>
           </w:p>
         </w:tc>
@@ -8479,6 +8664,7 @@
                 <w:color w:val="808080"/>
                 <w:sz w:val="28"/>
               </w:rPr>
+              <w:lastRenderedPageBreak/>
               <w:t>1.</w:t>
             </w:r>
             <w:r>
@@ -8607,7 +8793,6 @@
           <w:cs/>
           <w:lang w:val="en-US" w:bidi="th-TH"/>
         </w:rPr>
-        <w:lastRenderedPageBreak/>
         <w:t>คำอธิบายเพิ่มเติม</w:t>
       </w:r>
     </w:p>
@@ -9271,6 +9456,7 @@
                   <w14:uncheckedState w14:val="2610" w14:font="MS Gothic"/>
                 </w14:checkbox>
               </w:sdtPr>
+              <w:sdtEndPr/>
               <w:sdtContent>
                 <w:r>
                   <w:rPr>
@@ -9309,6 +9495,7 @@
                   <w14:uncheckedState w14:val="2610" w14:font="MS Gothic"/>
                 </w14:checkbox>
               </w:sdtPr>
+              <w:sdtEndPr/>
               <w:sdtContent>
                 <w:r>
                   <w:rPr>
@@ -9505,6 +9692,7 @@
                   <w14:uncheckedState w14:val="2610" w14:font="MS Gothic"/>
                 </w14:checkbox>
               </w:sdtPr>
+              <w:sdtEndPr/>
               <w:sdtContent>
                 <w:r>
                   <w:rPr>
@@ -9536,6 +9724,7 @@
                   <w14:uncheckedState w14:val="2610" w14:font="MS Gothic"/>
                 </w14:checkbox>
               </w:sdtPr>
+              <w:sdtEndPr/>
               <w:sdtContent>
                 <w:r>
                   <w:rPr>
@@ -9590,6 +9779,7 @@
                   <w14:uncheckedState w14:val="2610" w14:font="MS Gothic"/>
                 </w14:checkbox>
               </w:sdtPr>
+              <w:sdtEndPr/>
               <w:sdtContent>
                 <w:r>
                   <w:rPr>
@@ -9661,6 +9851,7 @@
                   <w14:uncheckedState w14:val="2610" w14:font="MS Gothic"/>
                 </w14:checkbox>
               </w:sdtPr>
+              <w:sdtEndPr/>
               <w:sdtContent>
                 <w:r>
                   <w:rPr>
@@ -9692,6 +9883,7 @@
                   <w14:uncheckedState w14:val="2610" w14:font="MS Gothic"/>
                 </w14:checkbox>
               </w:sdtPr>
+              <w:sdtEndPr/>
               <w:sdtContent>
                 <w:r>
                   <w:rPr>
@@ -9753,6 +9945,7 @@
                   <w14:uncheckedState w14:val="2610" w14:font="MS Gothic"/>
                 </w14:checkbox>
               </w:sdtPr>
+              <w:sdtEndPr/>
               <w:sdtContent>
                 <w:r>
                   <w:rPr>
